--- a/QC_Rack_Audit.docx
+++ b/QC_Rack_Audit.docx
@@ -867,6 +867,17 @@
     </w:tbl>
     <w:p>
       <w:pPr>
+        <w:spacing w:after="80"/>
+      </w:pPr>
+      <w:r>
+        <w:rPr>
+          <w:rFonts w:ascii="Arial" w:cs="Arial" w:eastAsia="Arial" w:hAnsi="Arial"/>
+        </w:rPr>
+        <w:t xml:space="preserve">Post-host-level-bypass-fix (2026-04-23 PM): all seven bricks have working bypass. Two audit verdicts downgraded (ToyComp, ModDuck were missed as RED during the ritual because bypass wasn’t exercised) and then returned to GREEN-WITH-DEBT after the host fix.</w:t>
+      </w:r>
+    </w:p>
+    <w:p>
+      <w:pPr>
         <w:pStyle w:val="Heading1"/>
         <w:spacing w:after="120" w:before="240"/>
       </w:pPr>
@@ -2092,6 +2103,523 @@
         </w:tc>
       </w:tr>
     </w:tbl>
+    <w:p>
+      <w:pPr>
+        <w:pStyle w:val="Heading2"/>
+        <w:spacing w:after="100" w:before="200"/>
+      </w:pPr>
+      <w:r>
+        <w:rPr>
+          <w:rFonts w:ascii="Arial" w:cs="Arial" w:eastAsia="Arial" w:hAnsi="Arial"/>
+          <w:b/>
+          <w:bCs/>
+          <w:sz w:val="28"/>
+          <w:szCs w:val="28"/>
+        </w:rPr>
+        <w:t xml:space="preserve">Group E — host-level fix (6 blockers) — LANDED 2026-04-23 PM</w:t>
+      </w:r>
+    </w:p>
+    <w:p>
+      <w:pPr>
+        <w:spacing w:after="80"/>
+      </w:pPr>
+      <w:r>
+        <w:rPr>
+          <w:rFonts w:ascii="Arial" w:cs="Arial" w:eastAsia="Arial" w:hAnsi="Arial"/>
+        </w:rPr>
+        <w:t xml:space="preserve">Surfaced mid-ear-test when EchoformLite’s BYP button also failed. Scope check found 6 of 7 bricks had the identical copy-pasted broken bypass topology (bypassPath added dry INTO inst.outputNode without muting the wet path). Two verdicts (ToyComp, ModDuck) had to be downgraded — bypass wasn’t exercised during the original ritual.</w:t>
+      </w:r>
+    </w:p>
+    <w:tbl>
+      <w:tblPr>
+        <w:tblW w:type="dxa" w:w="9360"/>
+        <w:tblBorders>
+          <w:top w:val="single" w:color="AAAAAA" w:sz="4"/>
+          <w:left w:val="single" w:color="AAAAAA" w:sz="4"/>
+          <w:bottom w:val="single" w:color="AAAAAA" w:sz="4"/>
+          <w:right w:val="single" w:color="AAAAAA" w:sz="4"/>
+          <w:insideH w:val="single" w:color="AAAAAA" w:sz="4"/>
+          <w:insideV w:val="single" w:color="AAAAAA" w:sz="4"/>
+        </w:tblBorders>
+      </w:tblPr>
+      <w:tblGrid>
+        <w:gridCol w:w="1800"/>
+        <w:gridCol w:w="2000"/>
+        <w:gridCol w:w="5560"/>
+      </w:tblGrid>
+      <w:tr>
+        <w:trPr>
+          <w:tblHeader/>
+        </w:trPr>
+        <w:tc>
+          <w:tcPr>
+            <w:tcW w:type="dxa" w:w="1800"/>
+            <w:shd w:fill="D5E8F0" w:val="clear"/>
+            <w:tcMar>
+              <w:top w:type="dxa" w:w="80"/>
+              <w:left w:type="dxa" w:w="120"/>
+              <w:bottom w:type="dxa" w:w="80"/>
+              <w:right w:type="dxa" w:w="120"/>
+            </w:tcMar>
+          </w:tcPr>
+          <w:p>
+            <w:r>
+              <w:rPr>
+                <w:rFonts w:ascii="Arial" w:cs="Arial" w:eastAsia="Arial" w:hAnsi="Arial"/>
+                <w:b/>
+                <w:bCs/>
+              </w:rPr>
+              <w:t xml:space="preserve">ID</w:t>
+            </w:r>
+          </w:p>
+        </w:tc>
+        <w:tc>
+          <w:tcPr>
+            <w:tcW w:type="dxa" w:w="2000"/>
+            <w:shd w:fill="D5E8F0" w:val="clear"/>
+            <w:tcMar>
+              <w:top w:type="dxa" w:w="80"/>
+              <w:left w:type="dxa" w:w="120"/>
+              <w:bottom w:type="dxa" w:w="80"/>
+              <w:right w:type="dxa" w:w="120"/>
+            </w:tcMar>
+          </w:tcPr>
+          <w:p>
+            <w:r>
+              <w:rPr>
+                <w:rFonts w:ascii="Arial" w:cs="Arial" w:eastAsia="Arial" w:hAnsi="Arial"/>
+                <w:b/>
+                <w:bCs/>
+              </w:rPr>
+              <w:t xml:space="preserve">Brick</w:t>
+            </w:r>
+          </w:p>
+        </w:tc>
+        <w:tc>
+          <w:tcPr>
+            <w:tcW w:type="dxa" w:w="5560"/>
+            <w:shd w:fill="D5E8F0" w:val="clear"/>
+            <w:tcMar>
+              <w:top w:type="dxa" w:w="80"/>
+              <w:left w:type="dxa" w:w="120"/>
+              <w:bottom w:type="dxa" w:w="80"/>
+              <w:right w:type="dxa" w:w="120"/>
+            </w:tcMar>
+          </w:tcPr>
+          <w:p>
+            <w:r>
+              <w:rPr>
+                <w:rFonts w:ascii="Arial" w:cs="Arial" w:eastAsia="Arial" w:hAnsi="Arial"/>
+                <w:b/>
+                <w:bCs/>
+              </w:rPr>
+              <w:t xml:space="preserve">Finding</w:t>
+            </w:r>
+          </w:p>
+        </w:tc>
+      </w:tr>
+      <w:tr>
+        <w:tc>
+          <w:tcPr>
+            <w:tcW w:type="dxa" w:w="1800"/>
+            <w:tcMar>
+              <w:top w:type="dxa" w:w="80"/>
+              <w:left w:type="dxa" w:w="120"/>
+              <w:bottom w:type="dxa" w:w="80"/>
+              <w:right w:type="dxa" w:w="120"/>
+            </w:tcMar>
+          </w:tcPr>
+          <w:p>
+            <w:r>
+              <w:rPr>
+                <w:rFonts w:ascii="Arial" w:cs="Arial" w:eastAsia="Arial" w:hAnsi="Arial"/>
+                <w:b w:val="false"/>
+                <w:bCs w:val="false"/>
+              </w:rPr>
+              <w:t xml:space="preserve">EFL-SB-04</w:t>
+            </w:r>
+          </w:p>
+        </w:tc>
+        <w:tc>
+          <w:tcPr>
+            <w:tcW w:type="dxa" w:w="2000"/>
+            <w:tcMar>
+              <w:top w:type="dxa" w:w="80"/>
+              <w:left w:type="dxa" w:w="120"/>
+              <w:bottom w:type="dxa" w:w="80"/>
+              <w:right w:type="dxa" w:w="120"/>
+            </w:tcMar>
+          </w:tcPr>
+          <w:p>
+            <w:r>
+              <w:rPr>
+                <w:rFonts w:ascii="Arial" w:cs="Arial" w:eastAsia="Arial" w:hAnsi="Arial"/>
+                <w:b w:val="false"/>
+                <w:bCs w:val="false"/>
+              </w:rPr>
+              <w:t xml:space="preserve">EchoformLite</w:t>
+            </w:r>
+          </w:p>
+        </w:tc>
+        <w:tc>
+          <w:tcPr>
+            <w:tcW w:type="dxa" w:w="5560"/>
+            <w:tcMar>
+              <w:top w:type="dxa" w:w="80"/>
+              <w:left w:type="dxa" w:w="120"/>
+              <w:bottom w:type="dxa" w:w="80"/>
+              <w:right w:type="dxa" w:w="120"/>
+            </w:tcMar>
+          </w:tcPr>
+          <w:p>
+            <w:r>
+              <w:rPr>
+                <w:rFonts w:ascii="Arial" w:cs="Arial" w:eastAsia="Arial" w:hAnsi="Arial"/>
+                <w:b w:val="false"/>
+                <w:bCs w:val="false"/>
+              </w:rPr>
+              <w:t xml:space="preserve">bypass contract broken</w:t>
+            </w:r>
+          </w:p>
+        </w:tc>
+      </w:tr>
+      <w:tr>
+        <w:tc>
+          <w:tcPr>
+            <w:tcW w:type="dxa" w:w="1800"/>
+            <w:tcMar>
+              <w:top w:type="dxa" w:w="80"/>
+              <w:left w:type="dxa" w:w="120"/>
+              <w:bottom w:type="dxa" w:w="80"/>
+              <w:right w:type="dxa" w:w="120"/>
+            </w:tcMar>
+          </w:tcPr>
+          <w:p>
+            <w:r>
+              <w:rPr>
+                <w:rFonts w:ascii="Arial" w:cs="Arial" w:eastAsia="Arial" w:hAnsi="Arial"/>
+                <w:b w:val="false"/>
+                <w:bCs w:val="false"/>
+              </w:rPr>
+              <w:t xml:space="preserve">LL-SB-02</w:t>
+            </w:r>
+          </w:p>
+        </w:tc>
+        <w:tc>
+          <w:tcPr>
+            <w:tcW w:type="dxa" w:w="2000"/>
+            <w:tcMar>
+              <w:top w:type="dxa" w:w="80"/>
+              <w:left w:type="dxa" w:w="120"/>
+              <w:bottom w:type="dxa" w:w="80"/>
+              <w:right w:type="dxa" w:w="120"/>
+            </w:tcMar>
+          </w:tcPr>
+          <w:p>
+            <w:r>
+              <w:rPr>
+                <w:rFonts w:ascii="Arial" w:cs="Arial" w:eastAsia="Arial" w:hAnsi="Arial"/>
+                <w:b w:val="false"/>
+                <w:bCs w:val="false"/>
+              </w:rPr>
+              <w:t xml:space="preserve">LofiLight</w:t>
+            </w:r>
+          </w:p>
+        </w:tc>
+        <w:tc>
+          <w:tcPr>
+            <w:tcW w:type="dxa" w:w="5560"/>
+            <w:tcMar>
+              <w:top w:type="dxa" w:w="80"/>
+              <w:left w:type="dxa" w:w="120"/>
+              <w:bottom w:type="dxa" w:w="80"/>
+              <w:right w:type="dxa" w:w="120"/>
+            </w:tcMar>
+          </w:tcPr>
+          <w:p>
+            <w:r>
+              <w:rPr>
+                <w:rFonts w:ascii="Arial" w:cs="Arial" w:eastAsia="Arial" w:hAnsi="Arial"/>
+                <w:b w:val="false"/>
+                <w:bCs w:val="false"/>
+              </w:rPr>
+              <w:t xml:space="preserve">bypass contract broken</w:t>
+            </w:r>
+          </w:p>
+        </w:tc>
+      </w:tr>
+      <w:tr>
+        <w:tc>
+          <w:tcPr>
+            <w:tcW w:type="dxa" w:w="1800"/>
+            <w:tcMar>
+              <w:top w:type="dxa" w:w="80"/>
+              <w:left w:type="dxa" w:w="120"/>
+              <w:bottom w:type="dxa" w:w="80"/>
+              <w:right w:type="dxa" w:w="120"/>
+            </w:tcMar>
+          </w:tcPr>
+          <w:p>
+            <w:r>
+              <w:rPr>
+                <w:rFonts w:ascii="Arial" w:cs="Arial" w:eastAsia="Arial" w:hAnsi="Arial"/>
+                <w:b w:val="false"/>
+                <w:bCs w:val="false"/>
+              </w:rPr>
+              <w:t xml:space="preserve">FFX-SB-02</w:t>
+            </w:r>
+          </w:p>
+        </w:tc>
+        <w:tc>
+          <w:tcPr>
+            <w:tcW w:type="dxa" w:w="2000"/>
+            <w:tcMar>
+              <w:top w:type="dxa" w:w="80"/>
+              <w:left w:type="dxa" w:w="120"/>
+              <w:bottom w:type="dxa" w:w="80"/>
+              <w:right w:type="dxa" w:w="120"/>
+            </w:tcMar>
+          </w:tcPr>
+          <w:p>
+            <w:r>
+              <w:rPr>
+                <w:rFonts w:ascii="Arial" w:cs="Arial" w:eastAsia="Arial" w:hAnsi="Arial"/>
+                <w:b w:val="false"/>
+                <w:bCs w:val="false"/>
+              </w:rPr>
+              <w:t xml:space="preserve">FilterFX</w:t>
+            </w:r>
+          </w:p>
+        </w:tc>
+        <w:tc>
+          <w:tcPr>
+            <w:tcW w:type="dxa" w:w="5560"/>
+            <w:tcMar>
+              <w:top w:type="dxa" w:w="80"/>
+              <w:left w:type="dxa" w:w="120"/>
+              <w:bottom w:type="dxa" w:w="80"/>
+              <w:right w:type="dxa" w:w="120"/>
+            </w:tcMar>
+          </w:tcPr>
+          <w:p>
+            <w:r>
+              <w:rPr>
+                <w:rFonts w:ascii="Arial" w:cs="Arial" w:eastAsia="Arial" w:hAnsi="Arial"/>
+                <w:b w:val="false"/>
+                <w:bCs w:val="false"/>
+              </w:rPr>
+              <w:t xml:space="preserve">bypass contract broken</w:t>
+            </w:r>
+          </w:p>
+        </w:tc>
+      </w:tr>
+      <w:tr>
+        <w:tc>
+          <w:tcPr>
+            <w:tcW w:type="dxa" w:w="1800"/>
+            <w:tcMar>
+              <w:top w:type="dxa" w:w="80"/>
+              <w:left w:type="dxa" w:w="120"/>
+              <w:bottom w:type="dxa" w:w="80"/>
+              <w:right w:type="dxa" w:w="120"/>
+            </w:tcMar>
+          </w:tcPr>
+          <w:p>
+            <w:r>
+              <w:rPr>
+                <w:rFonts w:ascii="Arial" w:cs="Arial" w:eastAsia="Arial" w:hAnsi="Arial"/>
+                <w:b w:val="false"/>
+                <w:bCs w:val="false"/>
+              </w:rPr>
+              <w:t xml:space="preserve">FDN-SB-03</w:t>
+            </w:r>
+          </w:p>
+        </w:tc>
+        <w:tc>
+          <w:tcPr>
+            <w:tcW w:type="dxa" w:w="2000"/>
+            <w:tcMar>
+              <w:top w:type="dxa" w:w="80"/>
+              <w:left w:type="dxa" w:w="120"/>
+              <w:bottom w:type="dxa" w:w="80"/>
+              <w:right w:type="dxa" w:w="120"/>
+            </w:tcMar>
+          </w:tcPr>
+          <w:p>
+            <w:r>
+              <w:rPr>
+                <w:rFonts w:ascii="Arial" w:cs="Arial" w:eastAsia="Arial" w:hAnsi="Arial"/>
+                <w:b w:val="false"/>
+                <w:bCs w:val="false"/>
+              </w:rPr>
+              <w:t xml:space="preserve">FdnHall</w:t>
+            </w:r>
+          </w:p>
+        </w:tc>
+        <w:tc>
+          <w:tcPr>
+            <w:tcW w:type="dxa" w:w="5560"/>
+            <w:tcMar>
+              <w:top w:type="dxa" w:w="80"/>
+              <w:left w:type="dxa" w:w="120"/>
+              <w:bottom w:type="dxa" w:w="80"/>
+              <w:right w:type="dxa" w:w="120"/>
+            </w:tcMar>
+          </w:tcPr>
+          <w:p>
+            <w:r>
+              <w:rPr>
+                <w:rFonts w:ascii="Arial" w:cs="Arial" w:eastAsia="Arial" w:hAnsi="Arial"/>
+                <w:b w:val="false"/>
+                <w:bCs w:val="false"/>
+              </w:rPr>
+              <w:t xml:space="preserve">bypass contract broken</w:t>
+            </w:r>
+          </w:p>
+        </w:tc>
+      </w:tr>
+      <w:tr>
+        <w:tc>
+          <w:tcPr>
+            <w:tcW w:type="dxa" w:w="1800"/>
+            <w:tcMar>
+              <w:top w:type="dxa" w:w="80"/>
+              <w:left w:type="dxa" w:w="120"/>
+              <w:bottom w:type="dxa" w:w="80"/>
+              <w:right w:type="dxa" w:w="120"/>
+            </w:tcMar>
+          </w:tcPr>
+          <w:p>
+            <w:r>
+              <w:rPr>
+                <w:rFonts w:ascii="Arial" w:cs="Arial" w:eastAsia="Arial" w:hAnsi="Arial"/>
+                <w:b w:val="false"/>
+                <w:bCs w:val="false"/>
+              </w:rPr>
+              <w:t xml:space="preserve">TC-SB-01</w:t>
+            </w:r>
+          </w:p>
+        </w:tc>
+        <w:tc>
+          <w:tcPr>
+            <w:tcW w:type="dxa" w:w="2000"/>
+            <w:tcMar>
+              <w:top w:type="dxa" w:w="80"/>
+              <w:left w:type="dxa" w:w="120"/>
+              <w:bottom w:type="dxa" w:w="80"/>
+              <w:right w:type="dxa" w:w="120"/>
+            </w:tcMar>
+          </w:tcPr>
+          <w:p>
+            <w:r>
+              <w:rPr>
+                <w:rFonts w:ascii="Arial" w:cs="Arial" w:eastAsia="Arial" w:hAnsi="Arial"/>
+                <w:b w:val="false"/>
+                <w:bCs w:val="false"/>
+              </w:rPr>
+              <w:t xml:space="preserve">ToyComp</w:t>
+            </w:r>
+          </w:p>
+        </w:tc>
+        <w:tc>
+          <w:tcPr>
+            <w:tcW w:type="dxa" w:w="5560"/>
+            <w:tcMar>
+              <w:top w:type="dxa" w:w="80"/>
+              <w:left w:type="dxa" w:w="120"/>
+              <w:bottom w:type="dxa" w:w="80"/>
+              <w:right w:type="dxa" w:w="120"/>
+            </w:tcMar>
+          </w:tcPr>
+          <w:p>
+            <w:r>
+              <w:rPr>
+                <w:rFonts w:ascii="Arial" w:cs="Arial" w:eastAsia="Arial" w:hAnsi="Arial"/>
+                <w:b w:val="false"/>
+                <w:bCs w:val="false"/>
+              </w:rPr>
+              <w:t xml:space="preserve">bypass contract broken (verdict downgrade)</w:t>
+            </w:r>
+          </w:p>
+        </w:tc>
+      </w:tr>
+      <w:tr>
+        <w:tc>
+          <w:tcPr>
+            <w:tcW w:type="dxa" w:w="1800"/>
+            <w:tcMar>
+              <w:top w:type="dxa" w:w="80"/>
+              <w:left w:type="dxa" w:w="120"/>
+              <w:bottom w:type="dxa" w:w="80"/>
+              <w:right w:type="dxa" w:w="120"/>
+            </w:tcMar>
+          </w:tcPr>
+          <w:p>
+            <w:r>
+              <w:rPr>
+                <w:rFonts w:ascii="Arial" w:cs="Arial" w:eastAsia="Arial" w:hAnsi="Arial"/>
+                <w:b w:val="false"/>
+                <w:bCs w:val="false"/>
+              </w:rPr>
+              <w:t xml:space="preserve">MD-SB-01</w:t>
+            </w:r>
+          </w:p>
+        </w:tc>
+        <w:tc>
+          <w:tcPr>
+            <w:tcW w:type="dxa" w:w="2000"/>
+            <w:tcMar>
+              <w:top w:type="dxa" w:w="80"/>
+              <w:left w:type="dxa" w:w="120"/>
+              <w:bottom w:type="dxa" w:w="80"/>
+              <w:right w:type="dxa" w:w="120"/>
+            </w:tcMar>
+          </w:tcPr>
+          <w:p>
+            <w:r>
+              <w:rPr>
+                <w:rFonts w:ascii="Arial" w:cs="Arial" w:eastAsia="Arial" w:hAnsi="Arial"/>
+                <w:b w:val="false"/>
+                <w:bCs w:val="false"/>
+              </w:rPr>
+              <w:t xml:space="preserve">ModDuck</w:t>
+            </w:r>
+          </w:p>
+        </w:tc>
+        <w:tc>
+          <w:tcPr>
+            <w:tcW w:type="dxa" w:w="5560"/>
+            <w:tcMar>
+              <w:top w:type="dxa" w:w="80"/>
+              <w:left w:type="dxa" w:w="120"/>
+              <w:bottom w:type="dxa" w:w="80"/>
+              <w:right w:type="dxa" w:w="120"/>
+            </w:tcMar>
+          </w:tcPr>
+          <w:p>
+            <w:r>
+              <w:rPr>
+                <w:rFonts w:ascii="Arial" w:cs="Arial" w:eastAsia="Arial" w:hAnsi="Arial"/>
+                <w:b w:val="false"/>
+                <w:bCs w:val="false"/>
+              </w:rPr>
+              <w:t xml:space="preserve">bypass contract broken (verdict downgrade)</w:t>
+            </w:r>
+          </w:p>
+        </w:tc>
+      </w:tr>
+    </w:tbl>
+    <w:p>
+      <w:pPr>
+        <w:spacing w:after="80"/>
+      </w:pPr>
+      <w:r>
+        <w:rPr>
+          <w:rFonts w:ascii="Arial" w:cs="Arial" w:eastAsia="Arial" w:hAnsi="Arial"/>
+        </w:rPr>
+        <w:t xml:space="preserve">Fix: moved bypass topology INTO compileGraphToWebAudio.js so every sandbox brick inherits working bypass. The compiler now owns wetOutputNode (graph collector), wetMute, bypassPath, the outSum exposed as outputNode, and a setBypass(on, tcMs?) closure. Per-brick code stripped across all seven orbs. Same architectural move as the mix-rule fix: host owns topology, bricks don’t.</w:t>
+      </w:r>
+    </w:p>
     <w:p>
       <w:pPr>
         <w:pStyle w:val="Heading1"/>
